--- a/docs/Data_Dungeon_Chapter_2_Circular_Queue_Workshop.docx
+++ b/docs/Data_Dungeon_Chapter_2_Circular_Queue_Workshop.docx
@@ -78,7 +78,7 @@
         <w:rPr>
           <w:sz w:val="18"/>
         </w:rPr>
-        <w:t>ChatGPT assisted with drafting, instructional design, and code. Decorative artwork was generated with OpenAI image generation. Format reference: Michael Penta’s supplied Python companion chapter. Publication licensing remains to be finalized.</w:t>
+        <w:t>AI-created, human-prompted, human-edited, and human-verified using ChatGPT (OpenAI). Artwork: OpenAI image generation. Original contributions: CC0 1.0. See Publication License and AI Disclosure at the end.</w:t>
       </w:r>
     </w:p>
     <w:p>
@@ -988,6 +988,73 @@
         <w:t>}</w:t>
       </w:r>
     </w:p>
+    <w:p>
+      <w:r>
+        <w:br w:type="page"/>
+      </w:r>
+    </w:p>
+    <w:p>
+      <w:pPr>
+        <w:pStyle w:val="Heading1"/>
+      </w:pPr>
+      <w:r>
+        <w:t>Publication License and AI Disclosure</w:t>
+      </w:r>
+    </w:p>
+    <w:p>
+      <w:pPr>
+        <w:pStyle w:val="Heading2"/>
+      </w:pPr>
+      <w:r>
+        <w:t>Open Reuse</w:t>
+      </w:r>
+    </w:p>
+    <w:p>
+      <w:r>
+        <w:t>To the extent the project rights holders own copyright or related rights, they dedicate the original contributions to Data Dungeon: The Linked Labyrinth to the public domain under CC0 1.0 Universal. This includes original teaching materials, Java code, verification code, and project artwork. You may copy, modify, redistribute, and use these contributions commercially. Attribution is appreciated but is not required for these CC0 contributions.</w:t>
+      </w:r>
+    </w:p>
+    <w:p>
+      <w:r>
+        <w:t>CC0 1.0 Universal: https://creativecommons.org/publicdomain/zero/1.0/</w:t>
+      </w:r>
+    </w:p>
+    <w:p>
+      <w:pPr>
+        <w:pStyle w:val="Heading2"/>
+      </w:pPr>
+      <w:r>
+        <w:t>Source Attribution and Exceptions</w:t>
+      </w:r>
+    </w:p>
+    <w:p>
+      <w:r>
+        <w:t>Pat Morin, Open Data Structures, Java edition: https://opendatastructures.org/ods-java/. The textbook and its accompanying source code are released under Creative Commons Attribution 2.5 Canada: https://creativecommons.org/licenses/by/2.5/ca/. Any reproduced or adapted Morin material retains that license and attribution requirement; this project’s CC0 dedication does not waive his rights. The companion adds a dungeon setting, focused workshops, renamed and simplified implementations, tests, instructor guidance, and AI learning activities. No endorsement by Pat Morin is implied.</w:t>
+      </w:r>
+    </w:p>
+    <w:p>
+      <w:r>
+        <w:t>Format inspiration: Michael Penta, Companion Materials for OpenStax: Introduction to Python Programming, Chapter 5 (2025), supplied under CC0 1.0. Other third-party material retains its applicable terms. CC0 applies only to rights held by the project rights holders and does not assert that AI-generated material is copyrightable.</w:t>
+      </w:r>
+    </w:p>
+    <w:p>
+      <w:pPr>
+        <w:pStyle w:val="Heading2"/>
+      </w:pPr>
+      <w:r>
+        <w:t>AI Disclosure</w:t>
+      </w:r>
+    </w:p>
+    <w:p>
+      <w:r>
+        <w:t>This work was AI-created, human-prompted, human-edited, and human-verified. Text, instructional activities, and code were generated using ChatGPT (OpenAI). Decorative artwork was generated using OpenAI image generation.</w:t>
+      </w:r>
+    </w:p>
+    <w:p>
+      <w:r>
+        <w:t>AI tool citation: OpenAI. (2026). ChatGPT [large language model]. https://chatgpt.com/. Exact model-version identifiers were not recorded. Human prompting, editing, and verification do not imply that the work is error-free or that classroom trials have been completed.</w:t>
+      </w:r>
+    </w:p>
     <w:sectPr>
       <w:headerReference w:type="default" r:id="rId10"/>
       <w:footerReference w:type="default" r:id="rId11"/>

--- a/docs/Data_Dungeon_Chapter_2_Circular_Queue_Workshop.docx
+++ b/docs/Data_Dungeon_Chapter_2_Circular_Queue_Workshop.docx
@@ -671,7 +671,7 @@
     </w:p>
     <w:p>
       <w:r>
-        <w:t>Evaluate this claim: “When [E, F, C, D] has frontIndex 2, copying indices 0 through 3 into a larger array and setting the front to 0 preserves FIFO.” Write the next two expected removals, diagnose the claim, and correct it with a hand diagram. Discuss your explanation with a partner or instructor. This route earns the same credit.</w:t>
+        <w:t>Evaluate this claim: “When [E, F, C, D] has frontIndex 2, copying indices 0 through 3 into a larger array and setting the front to 0 preserves FIFO.” Write the next two expected removals, diagnose the claim, and correct it with a hand diagram. Discuss your explanation with a partner or instructor. This route addresses the same learning goals.</w:t>
       </w:r>
     </w:p>
     <w:p>
@@ -680,7 +680,7 @@
         <w:pageBreakBefore/>
       </w:pPr>
       <w:r>
-        <w:t>Build Test and Submit</w:t>
+        <w:t>Build and Test</w:t>
       </w:r>
     </w:p>
     <w:p>
@@ -768,19 +768,6 @@
     <w:p>
       <w:r>
         <w:t>Explain why dequeue is O(1), why an enqueue that grows is O(n), and why a sequence of enqueues has amortized O(1) cost under doubling. Exclude the display methods from these operation costs. Identify the work that a physical array picture can hide.</w:t>
-      </w:r>
-    </w:p>
-    <w:p>
-      <w:pPr>
-        <w:pStyle w:val="Heading2"/>
-      </w:pPr>
-      <w:r>
-        <w:t>Submit Your Work</w:t>
-      </w:r>
-    </w:p>
-    <w:p>
-      <w:r>
-        <w:t>Submit both Java files; your original and corrected trace; a test record of expected and actual results; and a short cost explanation. For AI, include the tool name, one prompt, one follow-up, and the three checked steps with a brief explanation. For the alternative, include the supplied claim, your correction, and the three checked steps. No full chat transcript is needed.</w:t>
       </w:r>
     </w:p>
     <w:p>

--- a/docs/Data_Dungeon_Chapter_2_Circular_Queue_Workshop.docx
+++ b/docs/Data_Dungeon_Chapter_2_Circular_Queue_Workshop.docx
@@ -1016,7 +1016,7 @@
     </w:p>
     <w:p>
       <w:r>
-        <w:t>Pat Morin, Open Data Structures, Java edition: https://opendatastructures.org/ods-java/. The textbook and its accompanying source code are released under Creative Commons Attribution 2.5 Canada: https://creativecommons.org/licenses/by/2.5/ca/. Any reproduced or adapted Morin material retains that license and attribution requirement; this project’s CC0 dedication does not waive his rights. The companion adds a dungeon setting, focused workshops, renamed and simplified implementations, tests, instructor guidance, and AI learning activities. No endorsement by Pat Morin is implied.</w:t>
+        <w:t>Pat Morin, Open Data Structures (Java edition 0.1G): https://opendatastructures.org/ods-java/. The textbook and source code are licensed under CC BY 2.5 Canada: https://creativecommons.org/licenses/by/2.5/ca/. This companion adapts selected topics for dungeon workshops with renamed and simplified structures, new contracts, tests, and AI learning activities. Morin material retains its license, attribution, copyright notices, and warranty disclaimers; CC0 covers only original project contributions. Keep this credit and the license link with redistributed adaptations, including extracted code. No endorsement by Pat Morin is implied.</w:t>
       </w:r>
     </w:p>
     <w:p>
